--- a/0629/AI_활용_가이드북_v0_2.docx
+++ b/0629/AI_활용_가이드북_v0_2.docx
@@ -5277,7 +5277,7 @@
         <w:spacing w:before="80" w:after="80"/>
       </w:pPr>
       <w:r>
-        <w:t>아래 9가지 정보는 Tier A 도구를 포함하여 어떤 외부 AI 도구에도 원칙적으로 입력할 수 없습니다.</w:t>
+        <w:t>아래 9가지 정보는 등급 2 도구를 포함하여 어떤 외부 AI 도구에도 원칙적으로 입력할 수 없습니다.</w:t>
       </w:r>
     </w:p>
     <w:tbl>
@@ -6449,7 +6449,7 @@
                 <w:sz w:val="17"/>
                 <w:szCs w:val="17"/>
               </w:rPr>
-              <w:t>§3.2 매트릭스 적용. 회사 워크스페이스 가입 필수. 관리자 콘솔 기반 사용자 권한·사용량 통제(Tier A). AI 활용 동의서 사전 제출. 분기별 로그 감시. AI 게이트웨이·DLP는 도입 준비 중이며 도입 후 실시간 통제로 전환 예정.</w:t>
+              <w:t>§3.2 매트릭스 적용. 회사 워크스페이스 가입 필수. 관리자 콘솔 기반 사용자 권한·사용량 통제(등급 2). AI 활용 동의서 사전 제출. 분기별 로그 감시. AI 게이트웨이·DLP는 도입 준비 중이며 도입 후 실시간 통제로 전환 예정.</w:t>
             </w:r>
           </w:p>
         </w:tc>
@@ -6569,7 +6569,7 @@
       </w:pPr>
       <w:bookmarkStart w:id="8" w:name="_Toc233372106"/>
       <w:r>
-        <w:t>Tier × Level 매트릭스 요약</w:t>
+        <w:t>등급 × Level 매트릭스 요약</w:t>
       </w:r>
       <w:bookmarkEnd w:id="8"/>
     </w:p>
@@ -6648,7 +6648,7 @@
                 <w:sz w:val="17"/>
                 <w:szCs w:val="17"/>
               </w:rPr>
-              <w:t>망 / Tier</w:t>
+              <w:t>망 / 등급</w:t>
             </w:r>
           </w:p>
         </w:tc>
@@ -6691,7 +6691,7 @@
                 <w:sz w:val="17"/>
                 <w:szCs w:val="17"/>
               </w:rPr>
-              <w:t>업무망</w:t>
+              <w:t>업무망 · 등급 2</w:t>
             </w:r>
             <w:proofErr w:type="spellEnd"/>
           </w:p>
@@ -6715,7 +6715,6 @@
                 <w:sz w:val="17"/>
                 <w:szCs w:val="17"/>
               </w:rPr>
-              <w:t>Tier A</w:t>
             </w:r>
           </w:p>
           <w:p>
@@ -6731,7 +6730,6 @@
                 <w:sz w:val="17"/>
                 <w:szCs w:val="17"/>
               </w:rPr>
-              <w:t>(허용)</w:t>
             </w:r>
           </w:p>
         </w:tc>
@@ -6774,7 +6772,7 @@
                 <w:sz w:val="17"/>
                 <w:szCs w:val="17"/>
               </w:rPr>
-              <w:t>업무망</w:t>
+              <w:t>업무망 · 등급 1(유료)</w:t>
             </w:r>
             <w:proofErr w:type="spellEnd"/>
             <w:r>
@@ -6785,7 +6783,6 @@
                 <w:sz w:val="17"/>
                 <w:szCs w:val="17"/>
               </w:rPr>
-              <w:t xml:space="preserve"> Tier B</w:t>
             </w:r>
           </w:p>
           <w:p>
@@ -6801,7 +6798,6 @@
                 <w:sz w:val="17"/>
                 <w:szCs w:val="17"/>
               </w:rPr>
-              <w:t>(제한)</w:t>
             </w:r>
           </w:p>
         </w:tc>
@@ -6844,7 +6840,7 @@
                 <w:sz w:val="17"/>
                 <w:szCs w:val="17"/>
               </w:rPr>
-              <w:t>업무망</w:t>
+              <w:t>업무망 · 등급 1(무료)</w:t>
             </w:r>
             <w:proofErr w:type="spellEnd"/>
             <w:r>
@@ -6855,7 +6851,6 @@
                 <w:sz w:val="17"/>
                 <w:szCs w:val="17"/>
               </w:rPr>
-              <w:t xml:space="preserve"> Tier C</w:t>
             </w:r>
           </w:p>
           <w:p>
@@ -6871,7 +6866,6 @@
                 <w:sz w:val="17"/>
                 <w:szCs w:val="17"/>
               </w:rPr>
-              <w:t>(주의)</w:t>
             </w:r>
           </w:p>
         </w:tc>
@@ -6913,7 +6907,7 @@
                 <w:sz w:val="17"/>
                 <w:szCs w:val="17"/>
               </w:rPr>
-              <w:t>인터넷망</w:t>
+              <w:t>인터넷망 · 등급 2</w:t>
             </w:r>
           </w:p>
           <w:p>
@@ -6936,7 +6930,6 @@
                 <w:sz w:val="17"/>
                 <w:szCs w:val="17"/>
               </w:rPr>
-              <w:t>Tier A</w:t>
             </w:r>
           </w:p>
           <w:p>
@@ -6952,7 +6945,6 @@
                 <w:sz w:val="17"/>
                 <w:szCs w:val="17"/>
               </w:rPr>
-              <w:t>(허용)</w:t>
             </w:r>
           </w:p>
         </w:tc>
@@ -6994,7 +6986,7 @@
                 <w:sz w:val="17"/>
                 <w:szCs w:val="17"/>
               </w:rPr>
-              <w:t>인터넷망 Tier B</w:t>
+              <w:t>인터넷망 · 등급 1(유료)</w:t>
             </w:r>
           </w:p>
           <w:p>
@@ -7010,7 +7002,6 @@
                 <w:sz w:val="17"/>
                 <w:szCs w:val="17"/>
               </w:rPr>
-              <w:t>(제한)</w:t>
             </w:r>
           </w:p>
         </w:tc>
@@ -7052,7 +7043,7 @@
                 <w:sz w:val="17"/>
                 <w:szCs w:val="17"/>
               </w:rPr>
-              <w:t>인터넷망</w:t>
+              <w:t>인터넷망 · 등급 1(무료)</w:t>
             </w:r>
           </w:p>
           <w:p>
@@ -7075,7 +7066,6 @@
                 <w:sz w:val="17"/>
                 <w:szCs w:val="17"/>
               </w:rPr>
-              <w:t>Tier C</w:t>
             </w:r>
           </w:p>
           <w:p>
@@ -7091,7 +7081,6 @@
                 <w:sz w:val="17"/>
                 <w:szCs w:val="17"/>
               </w:rPr>
-              <w:t>(주의)</w:t>
             </w:r>
           </w:p>
         </w:tc>
@@ -7981,7 +7970,7 @@
       </w:pPr>
       <w:bookmarkStart w:id="10" w:name="_Toc233372108"/>
       <w:r>
-        <w:t>Tier B 도구 자기신고 방법</w:t>
+        <w:t>등급 1 도구 자기신고 방법</w:t>
       </w:r>
       <w:bookmarkEnd w:id="10"/>
     </w:p>
@@ -7990,7 +7979,7 @@
         <w:spacing w:before="80" w:after="80"/>
       </w:pPr>
       <w:r>
-        <w:t>Tier B(개인 명의 유료 플랜) 도구를 업무 목적으로 사용하려는 임직원은 사용 개시 전 반드시 AX추진실에 자기신고를 완료해야 합니다.</w:t>
+        <w:t>등급 1(개인 명의 유료·무료 플랜) 도구를 업무 목적으로 사용하려는 임직원은 사용 개시 전 반드시 AX추진실에 자기신고를 완료해야 합니다.</w:t>
       </w:r>
     </w:p>
     <w:tbl>
@@ -8160,7 +8149,7 @@
                 <w:sz w:val="17"/>
                 <w:szCs w:val="17"/>
               </w:rPr>
-              <w:t>Tier B로 분류된 AI 도구를 업무 목적으로 사용하려는 전 임직원</w:t>
+              <w:t>등급 1(개인 명의 유료·무료 플랜)로 분류된 AI 도구를 업무 목적으로 사용하려는 전 임직원</w:t>
             </w:r>
           </w:p>
         </w:tc>
@@ -8869,27 +8858,27 @@
                 <w:sz w:val="17"/>
                 <w:szCs w:val="17"/>
               </w:rPr>
-              <w:t>사용 AI 도구의 Tier는? (승인 목록에서 확인)</w:t>
-            </w:r>
-            <w:r>
+              <w:t>사용 AI 도구의 등급은? (승인 목록에서 확인)</w:t>
               <w:br/>
-            </w:r>
-            <w:r>
-              <w:rPr>
-                <w:sz w:val="17"/>
-                <w:szCs w:val="17"/>
-              </w:rPr>
-              <w:t>→ Tier A + Level 1·2: 허용.</w:t>
-            </w:r>
-            <w:r>
+              <w:t>→ 등급 2 + Level 1·2: 허용.</w:t>
               <w:br/>
-            </w:r>
-            <w:r>
-              <w:rPr>
-                <w:sz w:val="17"/>
-                <w:szCs w:val="17"/>
-              </w:rPr>
-              <w:t>→ Tier B + Level 2: 가명·</w:t>
+              <w:t>→ 등급 1(유료) + Level 2: 가명·마스킹·AX추진실 승인 필요.</w:t>
+              <w:br/>
+              <w:t>→ 등급 1(무료) + Level 2: 금지, 등급 1(무료) + Level 1: 회사명·맥락 제외 후 허용.</w:t>
+            </w:r>
+            <w:r/>
+            <w:r>
+              <w:rPr>
+                <w:sz w:val="17"/>
+                <w:szCs w:val="17"/>
+              </w:rPr>
+            </w:r>
+            <w:r/>
+            <w:r>
+              <w:rPr>
+                <w:sz w:val="17"/>
+                <w:szCs w:val="17"/>
+              </w:rPr>
             </w:r>
             <w:proofErr w:type="spellStart"/>
             <w:r>
@@ -8897,7 +8886,6 @@
                 <w:sz w:val="17"/>
                 <w:szCs w:val="17"/>
               </w:rPr>
-              <w:t>마스킹</w:t>
             </w:r>
             <w:proofErr w:type="spellEnd"/>
             <w:r>
@@ -8905,17 +8893,13 @@
                 <w:sz w:val="17"/>
                 <w:szCs w:val="17"/>
               </w:rPr>
-              <w:t>·AX추진실 승인 필요.</w:t>
-            </w:r>
-            <w:r>
-              <w:br/>
-            </w:r>
-            <w:r>
-              <w:rPr>
-                <w:sz w:val="17"/>
-                <w:szCs w:val="17"/>
-              </w:rPr>
-              <w:t>→ Tier C + Level 2: 금지</w:t>
+            </w:r>
+            <w:r/>
+            <w:r>
+              <w:rPr>
+                <w:sz w:val="17"/>
+                <w:szCs w:val="17"/>
+              </w:rPr>
             </w:r>
             <w:r>
               <w:rPr>
@@ -8923,14 +8907,12 @@
                 <w:sz w:val="17"/>
                 <w:szCs w:val="17"/>
               </w:rPr>
-              <w:t xml:space="preserve">, </w:t>
-            </w:r>
-            <w:r>
-              <w:rPr>
-                <w:sz w:val="17"/>
-                <w:szCs w:val="17"/>
-              </w:rPr>
-              <w:t>Tier C + Level 1: 회사명·맥락 제외 후 허용.</w:t>
+            </w:r>
+            <w:r>
+              <w:rPr>
+                <w:sz w:val="17"/>
+                <w:szCs w:val="17"/>
+              </w:rPr>
             </w:r>
           </w:p>
         </w:tc>
@@ -21825,7 +21807,7 @@
                 <w:sz w:val="17"/>
                 <w:szCs w:val="17"/>
               </w:rPr>
-              <w:t>Tier</w:t>
+              <w:t>등급</w:t>
             </w:r>
           </w:p>
         </w:tc>
@@ -21856,7 +21838,7 @@
                 <w:sz w:val="17"/>
                 <w:szCs w:val="17"/>
               </w:rPr>
-              <w:t xml:space="preserve">AI 도구의 보안 등급. Tier A(높은 보안)·Tier </w:t>
+              <w:t>AI 도구의 보안 강도에 따른 분류. 등급 1(공용 클라우드·개인 계정 무료·유료)·등급 2(엔터프라이즈 계약)·등급 3(사내 전용)으로 구분하며, 사용 금지 도구는 '폐지'로 분류. (정책 §2.1 / 요령 제11조)</w:t>
             </w:r>
             <w:proofErr w:type="spellStart"/>
             <w:r>
@@ -21864,7 +21846,6 @@
                 <w:sz w:val="17"/>
                 <w:szCs w:val="17"/>
               </w:rPr>
-              <w:t>B·Tier</w:t>
             </w:r>
             <w:proofErr w:type="spellEnd"/>
             <w:r>
@@ -21872,7 +21853,6 @@
                 <w:sz w:val="17"/>
                 <w:szCs w:val="17"/>
               </w:rPr>
-              <w:t xml:space="preserve"> C(낮은 보안) 3단계 분류.</w:t>
             </w:r>
           </w:p>
         </w:tc>
@@ -22378,7 +22358,7 @@
                 <w:sz w:val="17"/>
                 <w:szCs w:val="17"/>
               </w:rPr>
-              <w:t>승인 도구 목록, Tier 분류, 매트릭스, 망별 활용 신규 도구 도입 신청 및 폐기 절차</w:t>
+              <w:t>승인 도구 목록, 등급 분류, 매트릭스, 망별 활용 신규 도구 도입 신청 및 폐기 절차</w:t>
             </w:r>
           </w:p>
         </w:tc>

--- a/0629/AI_활용_가이드북_v0_2.docx
+++ b/0629/AI_활용_가이드북_v0_2.docx
@@ -5277,7 +5277,7 @@
         <w:spacing w:before="80" w:after="80"/>
       </w:pPr>
       <w:r>
-        <w:t>아래 9가지 정보는 등급 2 도구를 포함하여 어떤 외부 AI 도구에도 원칙적으로 입력할 수 없습니다.</w:t>
+        <w:t>아래 9가지 정보는 회사계약 등급 도구를 포함하여 어떤 외부 AI 도구에도 원칙적으로 입력할 수 없습니다.</w:t>
       </w:r>
     </w:p>
     <w:tbl>
@@ -6449,7 +6449,7 @@
                 <w:sz w:val="17"/>
                 <w:szCs w:val="17"/>
               </w:rPr>
-              <w:t>§3.2 매트릭스 적용. 회사 워크스페이스 가입 필수. 관리자 콘솔 기반 사용자 권한·사용량 통제(등급 2). AI 활용 동의서 사전 제출. 분기별 로그 감시. AI 게이트웨이·DLP는 도입 준비 중이며 도입 후 실시간 통제로 전환 예정.</w:t>
+              <w:t>§3.2 매트릭스 적용. 회사 워크스페이스 가입 필수. 관리자 콘솔 기반 사용자 권한·사용량 통제(회사계약 등급). AI 활용 동의서 사전 제출. 분기별 로그 감시. AI 게이트웨이·DLP는 도입 준비 중이며 도입 후 실시간 통제로 전환 예정.</w:t>
             </w:r>
           </w:p>
         </w:tc>
@@ -6691,7 +6691,7 @@
                 <w:sz w:val="17"/>
                 <w:szCs w:val="17"/>
               </w:rPr>
-              <w:t>업무망 · 등급 2</w:t>
+              <w:t>업무망 · 회사계약</w:t>
             </w:r>
             <w:proofErr w:type="spellEnd"/>
           </w:p>
@@ -6772,7 +6772,7 @@
                 <w:sz w:val="17"/>
                 <w:szCs w:val="17"/>
               </w:rPr>
-              <w:t>업무망 · 등급 1(유료)</w:t>
+              <w:t>업무망 · 개인계정(유료)</w:t>
             </w:r>
             <w:proofErr w:type="spellEnd"/>
             <w:r>
@@ -6840,7 +6840,7 @@
                 <w:sz w:val="17"/>
                 <w:szCs w:val="17"/>
               </w:rPr>
-              <w:t>업무망 · 등급 1(무료)</w:t>
+              <w:t>업무망 · 개인계정(무료)</w:t>
             </w:r>
             <w:proofErr w:type="spellEnd"/>
             <w:r>
@@ -6907,7 +6907,7 @@
                 <w:sz w:val="17"/>
                 <w:szCs w:val="17"/>
               </w:rPr>
-              <w:t>인터넷망 · 등급 2</w:t>
+              <w:t>인터넷망 · 회사계약</w:t>
             </w:r>
           </w:p>
           <w:p>
@@ -6986,7 +6986,7 @@
                 <w:sz w:val="17"/>
                 <w:szCs w:val="17"/>
               </w:rPr>
-              <w:t>인터넷망 · 등급 1(유료)</w:t>
+              <w:t>인터넷망 · 개인계정(유료)</w:t>
             </w:r>
           </w:p>
           <w:p>
@@ -7043,7 +7043,7 @@
                 <w:sz w:val="17"/>
                 <w:szCs w:val="17"/>
               </w:rPr>
-              <w:t>인터넷망 · 등급 1(무료)</w:t>
+              <w:t>인터넷망 · 개인계정(무료)</w:t>
             </w:r>
           </w:p>
           <w:p>
@@ -7970,7 +7970,7 @@
       </w:pPr>
       <w:bookmarkStart w:id="10" w:name="_Toc233372108"/>
       <w:r>
-        <w:t>등급 1 도구 자기신고 방법</w:t>
+        <w:t>개인계정 등급 도구 자기신고 방법</w:t>
       </w:r>
       <w:bookmarkEnd w:id="10"/>
     </w:p>
@@ -7979,7 +7979,7 @@
         <w:spacing w:before="80" w:after="80"/>
       </w:pPr>
       <w:r>
-        <w:t>등급 1(개인 명의 유료·무료 플랜) 도구를 업무 목적으로 사용하려는 임직원은 사용 개시 전 반드시 AX추진실에 자기신고를 완료해야 합니다.</w:t>
+        <w:t>개인계정 등급(개인 명의 유료·무료 플랜) 도구를 업무 목적으로 사용하려는 임직원은 사용 개시 전 반드시 AX추진실에 자기신고를 완료해야 합니다.</w:t>
       </w:r>
     </w:p>
     <w:tbl>
@@ -8149,7 +8149,7 @@
                 <w:sz w:val="17"/>
                 <w:szCs w:val="17"/>
               </w:rPr>
-              <w:t>등급 1(개인 명의 유료·무료 플랜)로 분류된 AI 도구를 업무 목적으로 사용하려는 전 임직원</w:t>
+              <w:t>개인계정 등급(개인 명의 유료·무료 플랜)으로 분류된 AI 도구를 업무 목적으로 사용하려는 전 임직원</w:t>
             </w:r>
           </w:p>
         </w:tc>
@@ -8860,11 +8860,11 @@
               </w:rPr>
               <w:t>사용 AI 도구의 등급은? (승인 목록에서 확인)</w:t>
               <w:br/>
-              <w:t>→ 등급 2 + Level 1·2: 허용.</w:t>
+              <w:t>→ 회사계약 등급 + Level 1·2: 허용.</w:t>
               <w:br/>
-              <w:t>→ 등급 1(유료) + Level 2: 가명·마스킹·AX추진실 승인 필요.</w:t>
+              <w:t>→ 개인계정 등급(유료) + Level 2: 가명·마스킹·AX추진실 승인 필요.</w:t>
               <w:br/>
-              <w:t>→ 등급 1(무료) + Level 2: 금지, 등급 1(무료) + Level 1: 회사명·맥락 제외 후 허용.</w:t>
+              <w:t>→ 개인계정 등급(무료) + Level 2: 금지, 개인계정 등급(무료) + Level 1: 회사명·맥락 제외 후 허용.</w:t>
             </w:r>
             <w:r/>
             <w:r>
@@ -21838,7 +21838,7 @@
                 <w:sz w:val="17"/>
                 <w:szCs w:val="17"/>
               </w:rPr>
-              <w:t>AI 도구의 보안 강도에 따른 분류. 등급 1(공용 클라우드·개인 계정 무료·유료)·등급 2(엔터프라이즈 계약)·등급 3(사내 전용)으로 구분하며, 사용 금지 도구는 '폐지'로 분류. (정책 §2.1 / 요령 제11조)</w:t>
+              <w:t>AI 도구의 보안 강도에 따른 분류. 개인계정 등급(공용 클라우드·개인 계정 무료·유료)·회사계약 등급·사내전용 등급으로 구분하며, 사용 금지 도구는 '폐지 등급'으로 분류. (정책 §2.1 / 요령 제11조)</w:t>
             </w:r>
             <w:proofErr w:type="spellStart"/>
             <w:r>
